--- a/Documentations/DevOps and Deployment.docx
+++ b/Documentations/DevOps and Deployment.docx
@@ -35,7 +35,7 @@
           <w:i/>
           <w:sz w:val="22"/>
         </w:rPr>
-        <w:t>CI/CD pipeline, environments and local development — dev-deploy-shafik-2</w:t>
+        <w:t>CI/CD pipeline, environments and local development — nyunt/dev-W7.1 (live branch)</w:t>
       </w:r>
     </w:p>
     <w:p>
@@ -250,7 +250,7 @@
     </w:p>
     <w:p>
       <w:r>
-        <w:t>Current automated suite: 13 test suites / 198 tests, all passing, every suite importing the real src/ module it tests -- see Automated_Test_Suite_Report.docx for the full breakdown.</w:t>
+        <w:t>Current automated suite: 13 test suites / 221 tests, all passing, every suite importing the real src/ module it tests -- see Automated_Test_Suite_Report.docx for the full breakdown.</w:t>
       </w:r>
     </w:p>
     <w:p>
@@ -588,7 +588,7 @@
               <w:rPr>
                 <w:sz w:val="19"/>
               </w:rPr>
-              <w:t>dev-deploy-shafik-2</w:t>
+              <w:t>nyunt/dev-W7.1 (live branch)</w:t>
             </w:r>
           </w:p>
         </w:tc>
@@ -616,7 +616,7 @@
               <w:rPr>
                 <w:sz w:val="19"/>
               </w:rPr>
-              <w:t>24 July 2026</w:t>
+              <w:t>31 July 2026</w:t>
             </w:r>
           </w:p>
         </w:tc>
